--- a/ai-entry-level-jobs-paper/Narrowing_the_Gate_AI_Entry_Level_Access_Systems.docx
+++ b/ai-entry-level-jobs-paper/Narrowing_the_Gate_AI_Entry_Level_Access_Systems.docx
@@ -818,7 +818,7 @@
       <w:r>
         <w:drawing>
           <wp:inline distT="0" distB="0" distL="114300" distR="114300">
-            <wp:extent cx="5486400" cy="5158364"/>
+            <wp:extent cx="5486400" cy="6114314"/>
             <wp:effectExtent l="0" t="0" r="0" b="0"/>
             <wp:docPr id="1" name="Picture 1"/>
             <wp:cNvGraphicFramePr>
@@ -842,7 +842,7 @@
                   <pic:spPr>
                     <a:xfrm>
                       <a:off x="0" y="0"/>
-                      <a:ext cx="5486400" cy="5158364"/>
+                      <a:ext cx="5486400" cy="6114314"/>
                     </a:xfrm>
                     <a:prstGeom prst="rect">
                       <a:avLst/>
@@ -8671,7 +8671,7 @@
       <w:r>
         <w:drawing>
           <wp:inline distT="0" distB="0" distL="114300" distR="114300">
-            <wp:extent cx="5486400" cy="3252541"/>
+            <wp:extent cx="5486400" cy="3053232"/>
             <wp:effectExtent l="0" t="0" r="0" b="0"/>
             <wp:docPr id="2" name="Picture 2"/>
             <wp:cNvGraphicFramePr>
@@ -8695,7 +8695,7 @@
                   <pic:spPr>
                     <a:xfrm>
                       <a:off x="0" y="0"/>
-                      <a:ext cx="5486400" cy="3252541"/>
+                      <a:ext cx="5486400" cy="3053232"/>
                     </a:xfrm>
                     <a:prstGeom prst="rect">
                       <a:avLst/>
@@ -15408,7 +15408,7 @@
       <w:r>
         <w:drawing>
           <wp:inline distT="0" distB="0" distL="114300" distR="114300">
-            <wp:extent cx="5669280" cy="3978716"/>
+            <wp:extent cx="5669280" cy="4258347"/>
             <wp:effectExtent l="0" t="0" r="0" b="0"/>
             <wp:docPr id="3" name="Picture 3"/>
             <wp:cNvGraphicFramePr>
@@ -15432,7 +15432,7 @@
                   <pic:spPr>
                     <a:xfrm>
                       <a:off x="0" y="0"/>
-                      <a:ext cx="5669280" cy="3978716"/>
+                      <a:ext cx="5669280" cy="4258347"/>
                     </a:xfrm>
                     <a:prstGeom prst="rect">
                       <a:avLst/>
